--- a/project/source_documents/lot_03/Acte de cession d'un cabinet dentaire.docx
+++ b/project/source_documents/lot_03/Acte de cession d'un cabinet dentaire.docx
@@ -6102,7 +6102,7 @@
           <w:vertAlign w:val="baseline"/>
           <w:rtl w:val="0"/>
         </w:rPr>
-        <w:t xml:space="preserve">De reprendre les contrats de travail de [civilite_salarie_1] [prenom_salarie_1] [nom_salarie_1] et de [civilite_salarie_2] [prenom_salarie_2] [nom_salarie_2].</w:t>
+        <w:t>[clause_reprise_salaries]</w:t>
       </w:r>
     </w:p>
     <w:p>

--- a/project/source_documents/lot_03/Acte de cession d'un cabinet dentaire.docx
+++ b/project/source_documents/lot_03/Acte de cession d'un cabinet dentaire.docx
@@ -582,14 +582,25 @@
       <w:bookmarkEnd w:id="1"/>
       <w:r>
         <w:rPr>
-          <w:rFonts w:ascii="Roboto" w:cs="Roboto" w:eastAsia="Roboto" w:hAnsi="Roboto"/>
-          <w:b w:val="1"/>
-          <w:bCs w:val="1"/>
-          <w:sz w:val="20"/>
-          <w:szCs w:val="20"/>
-          <w:rtl w:val="0"/>
-        </w:rPr>
-        <w:t xml:space="preserve">[civilite_vendeur] [prenom_vendeur] [nom_vendeur]</w:t>
+          <w:b w:val="false"/>
+          <w:rFonts w:ascii="Roboto" w:cs="Roboto" w:eastAsia="Roboto" w:hAnsi="Roboto"/>
+          <w:bCs w:val="1"/>
+          <w:sz w:val="20"/>
+          <w:szCs w:val="20"/>
+          <w:rtl w:val="0"/>
+        </w:rPr>
+        <w:t xml:space="preserve">[civilite_vendeur] [prenom_vendeur] </w:t>
+      </w:r>
+      <w:r>
+        <w:rPr>
+          <w:rFonts w:ascii="Roboto" w:cs="Roboto" w:eastAsia="Roboto" w:hAnsi="Roboto"/>
+          <w:b w:val="1"/>
+          <w:bCs w:val="1"/>
+          <w:sz w:val="20"/>
+          <w:szCs w:val="20"/>
+          <w:rtl w:val="0"/>
+        </w:rPr>
+        <w:t>[nom_vendeur]</w:t>
       </w:r>
       <w:r>
         <w:rPr>
@@ -3180,7 +3191,7 @@
                 <w:szCs w:val="20"/>
                 <w:rtl w:val="0"/>
               </w:rPr>
-              <w:t xml:space="preserve">Du 01/01/2023 au 31/12/2023du 01/0[exercice_1]</w:t>
+              <w:t xml:space="preserve">[exercice_1]</w:t>
             </w:r>
           </w:p>
         </w:tc>
@@ -3233,7 +3244,7 @@
                 <w:szCs w:val="20"/>
                 <w:rtl w:val="0"/>
               </w:rPr>
-              <w:t xml:space="preserve">[resultat_1]</w:t>
+              <w:t xml:space="preserve">[resultat_1] €</w:t>
             </w:r>
           </w:p>
         </w:tc>
@@ -3280,7 +3291,7 @@
                 <w:szCs w:val="20"/>
                 <w:rtl w:val="0"/>
               </w:rPr>
-              <w:t xml:space="preserve">Du 01/01/2024 au 31/12/2024[exercice_2]</w:t>
+              <w:t xml:space="preserve">[exercice_2]</w:t>
             </w:r>
           </w:p>
         </w:tc>
@@ -3333,7 +3344,7 @@
                 <w:szCs w:val="20"/>
                 <w:rtl w:val="0"/>
               </w:rPr>
-              <w:t xml:space="preserve">[resultat_2]</w:t>
+              <w:t xml:space="preserve">[resultat_2] €</w:t>
             </w:r>
           </w:p>
         </w:tc>
@@ -3380,7 +3391,7 @@
                 <w:szCs w:val="20"/>
                 <w:rtl w:val="0"/>
               </w:rPr>
-              <w:t xml:space="preserve">Du 01/01/2025 au 31/12/2025[exercice_3]</w:t>
+              <w:t xml:space="preserve">[exercice_3]</w:t>
             </w:r>
           </w:p>
         </w:tc>
@@ -3433,7 +3444,7 @@
                 <w:szCs w:val="20"/>
                 <w:rtl w:val="0"/>
               </w:rPr>
-              <w:t xml:space="preserve">[resultat_3]</w:t>
+              <w:t xml:space="preserve">[resultat_3] €</w:t>
             </w:r>
           </w:p>
         </w:tc>
